--- a/verification/publication_package/01_Manuscript/Title Page.docx
+++ b/verification/publication_package/01_Manuscript/Title Page.docx
@@ -20,7 +20,7 @@
     </w:p>
     <w:p>
       <w:r>
-        <w:t>HEEH-V1 Benchmarking Under Public Provenance, Reference-Implementation Agreement, IBSI Configuration D Verification, and a Fixed Runtime Protocol</w:t>
+        <w:t>HEEH-V1 DICOM Viewer: A Reproducible Radiomics and Privacy-Export Benchmark with Exact PyRadiomics Agreement on a Real Public CT Series</w:t>
       </w:r>
     </w:p>
     <w:p>

--- a/verification/publication_package/01_Manuscript/Title Page.docx
+++ b/verification/publication_package/01_Manuscript/Title Page.docx
@@ -105,7 +105,7 @@
     </w:p>
     <w:p>
       <w:r>
-        <w:t>HEEH-V1; benchmark; radiomics; PyRadiomics; IBSI Configuration D; export validation; public dataset provenance; CT phantom; runtime profiling; privacy safeguards</w:t>
+        <w:t>HEEH-V1; benchmark; radiomics; PyRadiomics; IBSI Configuration D; export validation; public dataset provenance; CT phantom; real-data evaluation; privacy safeguards</w:t>
       </w:r>
     </w:p>
     <w:p>
